--- a/docs/entrega/P03_EQUIPO_01.docx
+++ b/docs/entrega/P03_EQUIPO_01.docx
@@ -189,7 +189,7 @@
           <w:i w:val="0"/>
           <w:sz w:val="22"/>
         </w:rPr>
-        <w:t>Xalapa, Ver., 25 de septiembre de 2026</w:t>
+        <w:t>Orizaba, Ver., 25 de septiembre de 2026</w:t>
       </w:r>
     </w:p>
     <w:p>
